--- a/laporan latihan_7_riska karisma.docx
+++ b/laporan latihan_7_riska karisma.docx
@@ -190,10 +190,10 @@
           <w:noProof/>
         </w:rPr>
         <w:drawing>
-          <wp:inline distT="0" distB="0" distL="0" distR="0" wp14:anchorId="26055724" wp14:editId="7B777AEC">
-            <wp:extent cx="5943600" cy="2717800"/>
-            <wp:effectExtent l="0" t="0" r="0" b="6350"/>
-            <wp:docPr id="1930904506" name="Picture 1"/>
+          <wp:inline distT="0" distB="0" distL="0" distR="0" wp14:anchorId="43BC7D0F" wp14:editId="6E425371">
+            <wp:extent cx="5943600" cy="2716530"/>
+            <wp:effectExtent l="0" t="0" r="0" b="7620"/>
+            <wp:docPr id="1589418331" name="Picture 1"/>
             <wp:cNvGraphicFramePr>
               <a:graphicFrameLocks xmlns:a="http://schemas.openxmlformats.org/drawingml/2006/main" noChangeAspect="1"/>
             </wp:cNvGraphicFramePr>
@@ -201,23 +201,36 @@
               <a:graphicData uri="http://schemas.openxmlformats.org/drawingml/2006/picture">
                 <pic:pic xmlns:pic="http://schemas.openxmlformats.org/drawingml/2006/picture">
                   <pic:nvPicPr>
-                    <pic:cNvPr id="1930904506" name=""/>
-                    <pic:cNvPicPr/>
+                    <pic:cNvPr id="0" name="Picture 1"/>
+                    <pic:cNvPicPr>
+                      <a:picLocks noChangeAspect="1" noChangeArrowheads="1"/>
+                    </pic:cNvPicPr>
                   </pic:nvPicPr>
                   <pic:blipFill>
-                    <a:blip r:embed="rId6"/>
+                    <a:blip r:embed="rId6" cstate="print">
+                      <a:extLst>
+                        <a:ext uri="{28A0092B-C50C-407E-A947-70E740481C1C}">
+                          <a14:useLocalDpi xmlns:a14="http://schemas.microsoft.com/office/drawing/2010/main" val="0"/>
+                        </a:ext>
+                      </a:extLst>
+                    </a:blip>
+                    <a:srcRect/>
                     <a:stretch>
                       <a:fillRect/>
                     </a:stretch>
                   </pic:blipFill>
-                  <pic:spPr>
+                  <pic:spPr bwMode="auto">
                     <a:xfrm>
                       <a:off x="0" y="0"/>
-                      <a:ext cx="5943600" cy="2717800"/>
+                      <a:ext cx="5943600" cy="2716530"/>
                     </a:xfrm>
                     <a:prstGeom prst="rect">
                       <a:avLst/>
                     </a:prstGeom>
+                    <a:noFill/>
+                    <a:ln>
+                      <a:noFill/>
+                    </a:ln>
                   </pic:spPr>
                 </pic:pic>
               </a:graphicData>
@@ -250,10 +263,10 @@
         </w:rPr>
         <w:lastRenderedPageBreak/>
         <w:drawing>
-          <wp:inline distT="0" distB="0" distL="0" distR="0" wp14:anchorId="397C538A" wp14:editId="24D825A3">
-            <wp:extent cx="5943600" cy="2703830"/>
-            <wp:effectExtent l="0" t="0" r="0" b="1270"/>
-            <wp:docPr id="527639709" name="Picture 1"/>
+          <wp:inline distT="0" distB="0" distL="0" distR="0" wp14:anchorId="5B2E7D76" wp14:editId="0C387DE4">
+            <wp:extent cx="5943600" cy="2731770"/>
+            <wp:effectExtent l="0" t="0" r="0" b="0"/>
+            <wp:docPr id="1773458587" name="Picture 2"/>
             <wp:cNvGraphicFramePr>
               <a:graphicFrameLocks xmlns:a="http://schemas.openxmlformats.org/drawingml/2006/main" noChangeAspect="1"/>
             </wp:cNvGraphicFramePr>
@@ -261,23 +274,36 @@
               <a:graphicData uri="http://schemas.openxmlformats.org/drawingml/2006/picture">
                 <pic:pic xmlns:pic="http://schemas.openxmlformats.org/drawingml/2006/picture">
                   <pic:nvPicPr>
-                    <pic:cNvPr id="527639709" name=""/>
-                    <pic:cNvPicPr/>
+                    <pic:cNvPr id="0" name="Picture 2"/>
+                    <pic:cNvPicPr>
+                      <a:picLocks noChangeAspect="1" noChangeArrowheads="1"/>
+                    </pic:cNvPicPr>
                   </pic:nvPicPr>
                   <pic:blipFill>
-                    <a:blip r:embed="rId7"/>
+                    <a:blip r:embed="rId7" cstate="print">
+                      <a:extLst>
+                        <a:ext uri="{28A0092B-C50C-407E-A947-70E740481C1C}">
+                          <a14:useLocalDpi xmlns:a14="http://schemas.microsoft.com/office/drawing/2010/main" val="0"/>
+                        </a:ext>
+                      </a:extLst>
+                    </a:blip>
+                    <a:srcRect/>
                     <a:stretch>
                       <a:fillRect/>
                     </a:stretch>
                   </pic:blipFill>
-                  <pic:spPr>
+                  <pic:spPr bwMode="auto">
                     <a:xfrm>
                       <a:off x="0" y="0"/>
-                      <a:ext cx="5943600" cy="2703830"/>
+                      <a:ext cx="5943600" cy="2731770"/>
                     </a:xfrm>
                     <a:prstGeom prst="rect">
                       <a:avLst/>
                     </a:prstGeom>
+                    <a:noFill/>
+                    <a:ln>
+                      <a:noFill/>
+                    </a:ln>
                   </pic:spPr>
                 </pic:pic>
               </a:graphicData>
@@ -1713,14 +1739,26 @@
         <w:rPr>
           <w:rFonts w:ascii="Times New Roman" w:hAnsi="Times New Roman" w:cs="Times New Roman"/>
         </w:rPr>
-        <w:t xml:space="preserve"> nama, NIM, dan </w:t>
-      </w:r>
-      <w:proofErr w:type="spellStart"/>
-      <w:r>
-        <w:rPr>
-          <w:rFonts w:ascii="Times New Roman" w:hAnsi="Times New Roman" w:cs="Times New Roman"/>
-        </w:rPr>
-        <w:t>prodi</w:t>
+        <w:t xml:space="preserve"> nama, </w:t>
+      </w:r>
+      <w:r>
+        <w:rPr>
+          <w:rFonts w:ascii="Times New Roman" w:hAnsi="Times New Roman" w:cs="Times New Roman"/>
+        </w:rPr>
+        <w:t>email</w:t>
+      </w:r>
+      <w:r>
+        <w:rPr>
+          <w:rFonts w:ascii="Times New Roman" w:hAnsi="Times New Roman" w:cs="Times New Roman"/>
+        </w:rPr>
+        <w:t xml:space="preserve">, dan </w:t>
+      </w:r>
+      <w:proofErr w:type="spellStart"/>
+      <w:r>
+        <w:rPr>
+          <w:rFonts w:ascii="Times New Roman" w:hAnsi="Times New Roman" w:cs="Times New Roman"/>
+        </w:rPr>
+        <w:t>umur</w:t>
       </w:r>
       <w:proofErr w:type="spellEnd"/>
       <w:r>
@@ -2289,14 +2327,26 @@
         <w:rPr>
           <w:rFonts w:ascii="Times New Roman" w:hAnsi="Times New Roman" w:cs="Times New Roman"/>
         </w:rPr>
-        <w:t xml:space="preserve"> nama, NIM, dan </w:t>
-      </w:r>
-      <w:proofErr w:type="spellStart"/>
-      <w:r>
-        <w:rPr>
-          <w:rFonts w:ascii="Times New Roman" w:hAnsi="Times New Roman" w:cs="Times New Roman"/>
-        </w:rPr>
-        <w:t>prodi</w:t>
+        <w:t xml:space="preserve"> nama, </w:t>
+      </w:r>
+      <w:r>
+        <w:rPr>
+          <w:rFonts w:ascii="Times New Roman" w:hAnsi="Times New Roman" w:cs="Times New Roman"/>
+        </w:rPr>
+        <w:t>email</w:t>
+      </w:r>
+      <w:r>
+        <w:rPr>
+          <w:rFonts w:ascii="Times New Roman" w:hAnsi="Times New Roman" w:cs="Times New Roman"/>
+        </w:rPr>
+        <w:t xml:space="preserve">, dan </w:t>
+      </w:r>
+      <w:proofErr w:type="spellStart"/>
+      <w:r>
+        <w:rPr>
+          <w:rFonts w:ascii="Times New Roman" w:hAnsi="Times New Roman" w:cs="Times New Roman"/>
+        </w:rPr>
+        <w:t>umur</w:t>
       </w:r>
       <w:proofErr w:type="spellEnd"/>
       <w:r>
@@ -3243,7 +3293,21 @@
             <w:rStyle w:val="Hyperlink"/>
             <w:rFonts w:ascii="Times New Roman" w:hAnsi="Times New Roman" w:cs="Times New Roman"/>
           </w:rPr>
-          <w:t>https://github.com/karisma10/pemprograman-mobile.git</w:t>
+          <w:t>https://github.com/karisma10/pemprograman-m</w:t>
+        </w:r>
+        <w:r>
+          <w:rPr>
+            <w:rStyle w:val="Hyperlink"/>
+            <w:rFonts w:ascii="Times New Roman" w:hAnsi="Times New Roman" w:cs="Times New Roman"/>
+          </w:rPr>
+          <w:t>o</w:t>
+        </w:r>
+        <w:r>
+          <w:rPr>
+            <w:rStyle w:val="Hyperlink"/>
+            <w:rFonts w:ascii="Times New Roman" w:hAnsi="Times New Roman" w:cs="Times New Roman"/>
+          </w:rPr>
+          <w:t>bile.git</w:t>
         </w:r>
       </w:hyperlink>
       <w:r>
@@ -3285,11 +3349,13 @@
         <w:r>
           <w:rPr>
             <w:rStyle w:val="Hyperlink"/>
-            <w:rFonts w:ascii="Times New Roman" w:hAnsi="Times New Roman" w:cs="Times New Roman"/>
           </w:rPr>
-          <w:t>https://youtu.be/7Idghsebr9M?si=b2fqBfm1H7FFFcXd</w:t>
+          <w:t>https://youtu.be/BvbgfujQiGs?si=p8h8l5zwVYbPsaMI</w:t>
         </w:r>
       </w:hyperlink>
+      <w:r>
+        <w:t xml:space="preserve"> </w:t>
+      </w:r>
       <w:r>
         <w:rPr>
           <w:rFonts w:ascii="Times New Roman" w:hAnsi="Times New Roman" w:cs="Times New Roman"/>
@@ -4341,6 +4407,18 @@
       <w:shd w:val="clear" w:color="auto" w:fill="E1DFDD"/>
     </w:rPr>
   </w:style>
+  <w:style w:type="character" w:styleId="FollowedHyperlink">
+    <w:name w:val="FollowedHyperlink"/>
+    <w:basedOn w:val="DefaultParagraphFont"/>
+    <w:uiPriority w:val="99"/>
+    <w:semiHidden/>
+    <w:unhideWhenUsed/>
+    <w:rsid w:val="00C9255C"/>
+    <w:rPr>
+      <w:color w:val="954F72" w:themeColor="followedHyperlink"/>
+      <w:u w:val="single"/>
+    </w:rPr>
+  </w:style>
 </w:styles>
 </file>
 
